--- a/MIMs-latest-cs.docx
+++ b/MIMs-latest-cs.docx
@@ -15532,6 +15532,20 @@
       </w:r>
     </w:p>
     <w:p>
+      <w:pPr>
+        <w:spacing w:before="40" w:after="80"/>
+      </w:pPr>
+      <w:r>
+        <w:rPr>
+          <w:b w:val="0"/>
+          <w:i w:val="0"/>
+          <w:color w:val="5A5A6E"/>
+          <w:sz w:val="17"/>
+        </w:rPr>
+        <w:t>Tabulku v editovatelné podobě najdete na: https://marek-mraz.github.io/mims-procurement-checklist/</w:t>
+      </w:r>
+    </w:p>
+    <w:p>
       <w:r>
         <w:br w:type="page"/>
       </w:r>
@@ -16114,7 +16128,7 @@
           <w:color w:val="5A5A6E"/>
           <w:sz w:val="17"/>
         </w:rPr>
-        <w:t>v9.0.1 · 2026-09-18</w:t>
+        <w:t>v9.0.3 · 2026-09-18</w:t>
       </w:r>
     </w:p>
     <w:sectPr>
@@ -16142,7 +16156,7 @@
         <w:color w:val="5A5A6E"/>
         <w:sz w:val="16"/>
       </w:rPr>
-      <w:t xml:space="preserve">Kontrolní seznam pro veřejné zakázky pomocí minimálních mechanismů interoperability (MIMs) · MIMs Plus 9.0 · v9.0.1 · 2026-09-18  ·  </w:t>
+      <w:t xml:space="preserve">Kontrolní seznam pro veřejné zakázky pomocí minimálních mechanismů interoperability (MIMs) · MIMs Plus 9.0 · v9.0.3 · 2026-09-18  ·  </w:t>
     </w:r>
     <w:fldSimple w:instr="PAGE"/>
   </w:p>

--- a/MIMs-latest-cs.docx
+++ b/MIMs-latest-cs.docx
@@ -16128,7 +16128,7 @@
           <w:color w:val="5A5A6E"/>
           <w:sz w:val="17"/>
         </w:rPr>
-        <w:t>v9.0.3 · 2026-09-18</w:t>
+        <w:t>v9.0.4 · 2026-09-18</w:t>
       </w:r>
     </w:p>
     <w:sectPr>
@@ -16156,7 +16156,7 @@
         <w:color w:val="5A5A6E"/>
         <w:sz w:val="16"/>
       </w:rPr>
-      <w:t xml:space="preserve">Kontrolní seznam pro veřejné zakázky pomocí minimálních mechanismů interoperability (MIMs) · MIMs Plus 9.0 · v9.0.3 · 2026-09-18  ·  </w:t>
+      <w:t xml:space="preserve">Kontrolní seznam pro veřejné zakázky pomocí minimálních mechanismů interoperability (MIMs) · MIMs Plus 9.0 · v9.0.4 · 2026-09-18  ·  </w:t>
     </w:r>
     <w:fldSimple w:instr="PAGE"/>
   </w:p>

--- a/MIMs-latest-cs.docx
+++ b/MIMs-latest-cs.docx
@@ -2718,8 +2718,6 @@
                 <w:sz w:val="16"/>
               </w:rPr>
               <w:t>Přístup k informacím je možné omezit</w:t>
-              <w:br/>
-              <w:t>Poznámka brožury: požadavek nemá ve specifikaci vlastní kód. Označení MIM3.C5.R0 a MIM6.C1.R4 v MIMs Plus 9.0 neexistují; pravděpodobně jde o pozůstatek staršího číslování. Nejblíže jsou MIM3 RC5.1–RC5.5 a MIM6 R1.1–R1.3.</w:t>
             </w:r>
           </w:p>
         </w:tc>
@@ -2770,8 +2768,6 @@
                 <w:sz w:val="16"/>
               </w:rPr>
               <w:t>Pokud jsou taková omezení zavedena, MUSÍ se řídit požadavky definovanými v MIM3 a MIM6, konkrétně: identifikace aktérů (MIM3.C5.R0), autorizace a role aktérů (MIM6.C1.R4), politiky na úrovni datových aktiv (MIM6.C1.R4).</w:t>
-              <w:br/>
-              <w:t>Poznámka brožury: požadavek nemá ve specifikaci vlastní kód. Označení MIM3.C5.R0 a MIM6.C1.R4 v MIMs Plus 9.0 neexistují; pravděpodobně jde o pozůstatek staršího číslování. Nejblíže jsou MIM3 RC5.1–RC5.5 a MIM6 R1.1–R1.3.</w:t>
             </w:r>
           </w:p>
         </w:tc>
@@ -16128,7 +16124,7 @@
           <w:color w:val="5A5A6E"/>
           <w:sz w:val="17"/>
         </w:rPr>
-        <w:t>v9.0.4 · 2026-09-18</w:t>
+        <w:t>v9.0.5 · 2026-09-18</w:t>
       </w:r>
     </w:p>
     <w:sectPr>
@@ -16156,7 +16152,7 @@
         <w:color w:val="5A5A6E"/>
         <w:sz w:val="16"/>
       </w:rPr>
-      <w:t xml:space="preserve">Kontrolní seznam pro veřejné zakázky pomocí minimálních mechanismů interoperability (MIMs) · MIMs Plus 9.0 · v9.0.4 · 2026-09-18  ·  </w:t>
+      <w:t xml:space="preserve">Kontrolní seznam pro veřejné zakázky pomocí minimálních mechanismů interoperability (MIMs) · MIMs Plus 9.0 · v9.0.5 · 2026-09-18  ·  </w:t>
     </w:r>
     <w:fldSimple w:instr="PAGE"/>
   </w:p>

--- a/MIMs-latest-cs.docx
+++ b/MIMs-latest-cs.docx
@@ -16124,7 +16124,7 @@
           <w:color w:val="5A5A6E"/>
           <w:sz w:val="17"/>
         </w:rPr>
-        <w:t>v9.0.5 · 2026-09-18</w:t>
+        <w:t>v9.0.6 · 2026-09-18</w:t>
       </w:r>
     </w:p>
     <w:sectPr>
@@ -16152,7 +16152,7 @@
         <w:color w:val="5A5A6E"/>
         <w:sz w:val="16"/>
       </w:rPr>
-      <w:t xml:space="preserve">Kontrolní seznam pro veřejné zakázky pomocí minimálních mechanismů interoperability (MIMs) · MIMs Plus 9.0 · v9.0.5 · 2026-09-18  ·  </w:t>
+      <w:t xml:space="preserve">Kontrolní seznam pro veřejné zakázky pomocí minimálních mechanismů interoperability (MIMs) · MIMs Plus 9.0 · v9.0.6 · 2026-09-18  ·  </w:t>
     </w:r>
     <w:fldSimple w:instr="PAGE"/>
   </w:p>

--- a/MIMs-latest-cs.docx
+++ b/MIMs-latest-cs.docx
@@ -86,7 +86,7 @@
           <w:color w:val="003399"/>
           <w:sz w:val="52"/>
         </w:rPr>
-        <w:t>Kontrolní seznam pro veřejné zakázky pomocí minimálních mechanismů interoperability (MIMs)</w:t>
+        <w:t>Kontrolní seznam pro veřejné zakázky podle minimálních mechanismů interoperability (MIMs)</w:t>
       </w:r>
     </w:p>
     <w:p>
@@ -101,7 +101,7 @@
           <w:color w:val="C2186F"/>
           <w:sz w:val="30"/>
         </w:rPr>
-        <w:t>Co dát do zadávací dokumentace, aby data zůstala městu</w:t>
+        <w:t>Co uvést v zadávací dokumentaci, aby data zůstala pod kontrolou města</w:t>
       </w:r>
     </w:p>
     <w:p>
@@ -116,7 +116,7 @@
           <w:color w:val="5A5A6E"/>
           <w:sz w:val="22"/>
         </w:rPr>
-        <w:t>K MIMs Plus 9.0 sítě OASC</w:t>
+        <w:t>Specifikace: MIMs Plus 9.0 sítě OASC</w:t>
       </w:r>
     </w:p>
     <w:p>
@@ -165,7 +165,7 @@
           <w:color w:val="003399"/>
           <w:sz w:val="36"/>
         </w:rPr>
-        <w:t>Proč tato brožura</w:t>
+        <w:t>Účel brožury</w:t>
       </w:r>
     </w:p>
     <w:p>
@@ -191,7 +191,7 @@
           <w:i w:val="0"/>
           <w:sz w:val="21"/>
         </w:rPr>
-        <w:t>Nemusí to tak být. Minimální mechanismy interoperability (MIMs) spravuje síť Open &amp; Agile Smart Cities (OASC) a podporuje je evropská iniciativa living-in.eu. Popisují minimální technické požadavky, díky nimž vaše data zůstanou otevřená, opakovaně použitelná a nezávislá na dodavateli. Jsou záměrně malé: žádná velkolepá architektura, jen těch pár věcí, které musí platit, aby se systémy domluvily.</w:t>
+        <w:t>Nemusí to tak být. Minimální mechanismy interoperability (MIMs) spravuje síť Open &amp; Agile Smart Cities (OASC) a podporuje je evropská iniciativa living-in.eu. Popisují minimální technické požadavky, díky nimž vaše data zůstanou otevřená, opakovaně použitelná a nezávislá na dodavateli. Jsou záměrně malé: nejde o rozsáhlou architekturu, jen o několik podmínek, které musí platit, aby si systémy vyměňovaly data.</w:t>
       </w:r>
     </w:p>
     <w:p>
@@ -204,7 +204,7 @@
           <w:i w:val="0"/>
           <w:sz w:val="21"/>
         </w:rPr>
-        <w:t>Nemusíte být inženýr. Každý kontrolní seznam mění jeden MIM na srozumitelné požadavky, které zkopírujete přímo do zadávací dokumentace, i s důvodem, proč vás chrání. Hned za seznamem najdete přesné znění všech požadavků specifikace, aby si detaily ověřili vaši technici i dodavatelé.</w:t>
+        <w:t>K použití brožury nejsou potřeba technické znalosti. Každý kontrolní seznam mění jeden MIM na srozumitelné požadavky, které zkopírujete přímo do zadávací dokumentace, i s důvodem, proč vás chrání. Hned za seznamem najdete přesné znění všech požadavků specifikace, aby si detaily ověřili vaši technici i dodavatelé.</w:t>
       </w:r>
     </w:p>
     <w:p>
@@ -217,7 +217,7 @@
           <w:i w:val="0"/>
           <w:sz w:val="21"/>
         </w:rPr>
-        <w:t>Města, která MIMs vyžadují, pořídí jednou a používají mnohokrát: data o kvalitě ovzduší napájejí školní přehled, evidence veřejného osvětlení energetický plán a další dodavatel naváže tam, kde předchozí skončil. To je interoperabilita v praxi. U projektů z fondů EU se stále častěji očekává.</w:t>
+        <w:t>Města, která MIMs vyžadují, pořídí jednou a používají mnohokrát: data o kvalitě ovzduší napájejí školní přehled, evidence veřejného osvětlení slouží jako podklad pro energetický plán a další dodavatel naváže tam, kde předchozí skončil. To je interoperabilita v praxi. U projektů z fondů EU se stále častěji očekává.</w:t>
       </w:r>
     </w:p>
     <w:tbl>
@@ -251,7 +251,7 @@
               <w:br/>
               <w:t>1. Dodavatele řešení, kteří chtějí zajistit, aby jejich řešení byla interoperabilní s jinými a umožňovala plynulou výměnu dat v kontextu chytrých měst a obcí.</w:t>
               <w:br/>
-              <w:t>2. Zadavatele, kteří chtějí nakupovat řešení připravená na budoucnost a nákladově efektivně integrovatelná do stávající architektury informačních a komunikačních technologií (IKT) chytrých měst a obcí.”</w:t>
+              <w:t>2. Zadavatele, kteří chtějí pořizovat řešení připravená na budoucnost a nákladově efektivně integrovatelná do stávající architektury informačních a komunikačních technologií (IKT) chytrých měst a obcí.”</w:t>
             </w:r>
           </w:p>
         </w:tc>
@@ -571,7 +571,7 @@
           <w:i w:val="0"/>
           <w:sz w:val="20"/>
         </w:rPr>
-        <w:t>Přečtěte si sedm kontrolních seznamů. Označte ty, které se týkají vašeho nákupu. Většina zakázek potřebuje MIM0, MIM1, MIM2 a MIM6; přidejte MIM3, když se data sdílejí s třetími stranami nebo přes datový portál, MIM7 u čehokoli s mapou a MIM8 u digitálních dvojčat.</w:t>
+        <w:t>Přečtěte si sedm kontrolních seznamů. Označte ty, které se týkají vaší zakázky. Většina zakázek potřebuje MIM0, MIM1, MIM2 a MIM6; přidejte MIM3, když se data sdílejí s třetími stranami nebo přes datový portál, MIM7 u čehokoli s mapou a MIM8 u digitálních dvojčat.</w:t>
       </w:r>
     </w:p>
     <w:p>
@@ -585,7 +585,7 @@
           <w:color w:val="003399"/>
           <w:sz w:val="22"/>
         </w:rPr>
-        <w:t xml:space="preserve">2. Soutěž  </w:t>
+        <w:t xml:space="preserve">2. Zadávací dokumentace  </w:t>
       </w:r>
       <w:r>
         <w:rPr>
@@ -607,7 +607,7 @@
           <w:color w:val="003399"/>
           <w:sz w:val="22"/>
         </w:rPr>
-        <w:t xml:space="preserve">3. Hodnocení  </w:t>
+        <w:t xml:space="preserve">3. Hodnocení nabídek  </w:t>
       </w:r>
       <w:r>
         <w:rPr>
@@ -615,7 +615,7 @@
           <w:i w:val="0"/>
           <w:sz w:val="20"/>
         </w:rPr>
-        <w:t>Žádejte po dodavatelích ukázat, ne slibovat (viz klauzuli s tímto názvem). Splnění ověřte podle tabulky shody, kterou dodavatel vyplnil.</w:t>
+        <w:t>Žádejte po dodavatelích ukázat, ne slíbit (viz klauzuli s tímto názvem). Splnění ověřte podle tabulky shody, kterou dodavatel vyplnil.</w:t>
       </w:r>
     </w:p>
     <w:p>
@@ -629,7 +629,7 @@
           <w:color w:val="003399"/>
           <w:sz w:val="22"/>
         </w:rPr>
-        <w:t xml:space="preserve">4. Předání  </w:t>
+        <w:t xml:space="preserve">4. Převzetí plnění  </w:t>
       </w:r>
       <w:r>
         <w:rPr>
@@ -794,7 +794,7 @@
                 <w:i w:val="0"/>
                 <w:sz w:val="19"/>
               </w:rPr>
-              <w:t xml:space="preserve">  volitelné. Příjemný bonus, nikdy ne podmínka.</w:t>
+              <w:t xml:space="preserve">  volitelné. Vítané, nikdy ne podmínka.</w:t>
             </w:r>
           </w:p>
           <w:p>
@@ -839,7 +839,7 @@
                 <w:i w:val="0"/>
                 <w:sz w:val="19"/>
               </w:rPr>
-              <w:t>Položky seznamu říkají „musí“, i když specifikace místy jen doporučuje (should) nebo uvádí kandidátní mechanismus. Je to rozhodnutí zadavatele.</w:t>
+              <w:t>Položky seznamu formulují požadavky jako závazné („musí“), i když specifikace místy jen doporučuje (should) nebo uvádí kandidátní mechanismus. Je to rozhodnutí zadavatele.</w:t>
             </w:r>
           </w:p>
         </w:tc>
@@ -856,7 +856,7 @@
           <w:color w:val="5A5A6E"/>
           <w:sz w:val="18"/>
         </w:rPr>
-        <w:t>Každá položka seznamu nese malý odkaz jako → MIM0 R1.1. To je požadavek specifikace MIMs Plus 9.0, ze kterého vychází; hned za seznamem najdete všechny požadavky daného MIM doslova. Klíčová slova definuje jen MIM0: platí, když jsou napsaná verzálkami, což je konvence IETF RFC 2119 a RFC 8174 (CAN pochází z pravidel ISO/IEC Directives, Part 2). Ostatní MIMs definici nemají: MIM6 píše SHALL převážně verzálkami, MIM2, MIM3, MIM7 a MIM8 píšou shall, should a must malým a MIM1 je používá jen v popisu mechanismu (MUST NOT v části 3.1). Tato brožura čte malá slova stejně; dodavatel je může číst volněji.</w:t>
+        <w:t>Každá položka seznamu nese malý odkaz jako → MIM0 R1.1. To je požadavek specifikace MIMs Plus 9.0, ze kterého vychází; hned za seznamem najdete všechny požadavky daného MIM doslova. Klíčová slova definuje jen MIM0: platí, když jsou napsaná verzálkami, což je konvence IETF RFC 2119 a RFC 8174 (CAN pochází z pravidel ISO/IEC Directives, Part 2). Ostatní MIMs definici nemají: MIM6 píše SHALL převážně verzálkami, MIM2, MIM3, MIM7 a MIM8 píšou shall, should a must malými písmeny a MIM1 je používá jen v popisu mechanismu (MUST NOT v části 3.1). Tato brožura čte malá slova stejně; dodavatel je může číst volněji.</w:t>
       </w:r>
     </w:p>
     <w:p>
@@ -888,7 +888,7 @@
           <w:i w:val="0"/>
           <w:sz w:val="21"/>
         </w:rPr>
-        <w:t>Sedm malých mechanismů, jeden cíl: vaše data zůstanou vaše a vaše systémy se domluví.</w:t>
+        <w:t>Sedm malých mechanismů, jeden cíl: data zůstanou pod kontrolou města a systémy budou vzájemně komunikovat.</w:t>
       </w:r>
     </w:p>
     <w:p>
@@ -1437,7 +1437,7 @@
           <w:color w:val="5A5A6E"/>
           <w:sz w:val="18"/>
         </w:rPr>
-        <w:t>K číslování: MIMs Plus 9.0 specifikuje sedm mechanismů s čísly 0, 1, 2, 3, 6, 7 a 8. MIM4 (osobní údaje) a MIM5 (férová umělá inteligence) patří ke starším verzím OASC a součástí verze 9.0 nejsou. V brožuře nic nechybí.</w:t>
+        <w:t>K číslování: MIMs Plus 9.0 specifikuje sedm mechanismů s čísly 0, 1, 2, 3, 6, 7 a 8. MIM4 (osobní údaje) a MIM5 (spravedlivá umělá inteligence) patří ke starším verzím OASC a součástí verze 9.0 nejsou. V brožuře nic nechybí.</w:t>
       </w:r>
     </w:p>
     <w:p>
@@ -1686,7 +1686,7 @@
           <w:i w:val="0"/>
           <w:sz w:val="20"/>
         </w:rPr>
-        <w:t>Při potřebě dat v reálném čase musí systém umožnit odběr změn (webhooky, MQTT apod.).</w:t>
+        <w:t>Při potřebě dat v reálném čase musí systém umožnit odběr změn (webhooky, MQTT apod.) namísto neustálého dotazování.</w:t>
       </w:r>
     </w:p>
     <w:p>
@@ -2071,7 +2071,7 @@
                 <w:i w:val="0"/>
                 <w:sz w:val="16"/>
               </w:rPr>
-              <w:t>Systémy MUSÍ umožnit získání dat alespoň v jednom strojově čitelném formátu. Formáty lze specifikovat přes HTTP Content-Negotiation (dohodu o obsahu).</w:t>
+              <w:t>Systémy MUSÍ umožnit získání dat alespoň v jednom strojově čitelném formátu. Formáty lze specifikovat přes HTTP Content-Negotiation (vyjednávání o obsahu).</w:t>
             </w:r>
           </w:p>
         </w:tc>
@@ -3242,7 +3242,7 @@
                 <w:i w:val="0"/>
                 <w:sz w:val="18"/>
               </w:rPr>
-              <w:t>Identifikátory se přegenerují při každé migraci.</w:t>
+              <w:t>Identifikátory se při každé migraci vygenerují znovu.</w:t>
             </w:r>
           </w:p>
         </w:tc>
@@ -4443,7 +4443,7 @@
                 <w:i w:val="0"/>
                 <w:sz w:val="18"/>
               </w:rPr>
-              <w:t>Dokumentace jen pod NDA.</w:t>
+              <w:t>Dokumentace jen po podpisu dohody o mlčenlivosti (NDA).</w:t>
             </w:r>
           </w:p>
         </w:tc>
@@ -4985,7 +4985,7 @@
                 <w:color w:val="5A5A6E"/>
                 <w:sz w:val="16"/>
               </w:rPr>
-              <w:t>The documentation of the data transport format should be sufficient to allow the creation of non-proprietary application or interpretor that is able to reconstruct all the data stored in such a data format.</w:t>
+              <w:t>The documentation of the data transport format should be sufficient to allow the creation of non-proprietary application or interpretor [sic] that is able to reconstruct all the data stored in such a data format.</w:t>
             </w:r>
           </w:p>
         </w:tc>
@@ -5348,7 +5348,7 @@
           <w:i w:val="0"/>
           <w:sz w:val="20"/>
         </w:rPr>
-        <w:t>Každá datová sada musí být popsaná standardními metadaty (např. DCAT-AP) v katalogu, aby ji ostatní našli.</w:t>
+        <w:t>Každá datová sada, kterou systém poskytuje, musí být popsaná standardními metadaty (např. DCAT-AP) v katalogu, aby ji ostatní našli.</w:t>
       </w:r>
     </w:p>
     <w:p>
@@ -5456,7 +5456,7 @@
           <w:i w:val="0"/>
           <w:sz w:val="20"/>
         </w:rPr>
-        <w:t>Zadavatel musí umět sám určit, kdo má přístup ke kterým datům a za jakých podmínek, bez součinnosti dodavatele.</w:t>
+        <w:t>Zadavatel musí mít možnost sám určit, kdo má přístup ke kterým datům a za jakých podmínek, a toto nastavení měnit bez součinnosti dodavatele.</w:t>
       </w:r>
     </w:p>
     <w:p>
@@ -5575,7 +5575,7 @@
                 <w:i w:val="0"/>
                 <w:sz w:val="18"/>
               </w:rPr>
-              <w:t>Jeden soubor pravidel nahradí šuplík plný dvoustranných smluv.</w:t>
+              <w:t>Jeden soubor pravidel nahradí množství jednotlivých smluv o sdílení dat.</w:t>
             </w:r>
           </w:p>
         </w:tc>
@@ -5617,7 +5617,7 @@
                 <w:i w:val="0"/>
                 <w:sz w:val="18"/>
               </w:rPr>
-              <w:t>Dodavatel si nárokuje práva na data města (viz klauzuli „Vlastnictví dat“).</w:t>
+              <w:t>Dodavatel si nárokuje práva na data města (viz klauzuli „Práva k datům“).</w:t>
             </w:r>
           </w:p>
           <w:p>
@@ -6112,7 +6112,7 @@
                 <w:i w:val="0"/>
                 <w:sz w:val="16"/>
               </w:rPr>
-              <w:t>Podmínky mají být v souladu s celkovým modelem správy datového ekosystému a nesmí mu odporovat. (Poznámka: Poskytovatel dat se může rozhodnout, že se datového ekosystému nezúčastní, pokud je jeho model správy příliš restriktivní nebo příliš volný.)</w:t>
+              <w:t>Podmínky mají být v souladu s celkovým modelem správy datového ekosystému a nesmí mu odporovat. (Poznámka: Poskytovatel dat se může rozhodnout, že se datového ekosystému nezúčastní, pokud je jeho model správy příliš restriktivní nebo příliš benevolentní.)</w:t>
             </w:r>
           </w:p>
         </w:tc>
@@ -7161,7 +7161,7 @@
                 <w:i w:val="0"/>
                 <w:sz w:val="16"/>
               </w:rPr>
-              <w:t>Poskytovatelé dat mají mít možnost získat žádosti uživatelů o nová datová aktiva.</w:t>
+              <w:t>Poskytovatelé dat mají mít možnost přijímat žádosti uživatelů o nová datová aktiva.</w:t>
             </w:r>
           </w:p>
         </w:tc>
@@ -7291,7 +7291,7 @@
           <w:i w:val="0"/>
           <w:sz w:val="20"/>
         </w:rPr>
-        <w:t>Veškerý přenos dat musí být šifrovaný (TLS 1.3, resp. aktuální dobrá praxe).</w:t>
+        <w:t>Veškerý přenos dat musí být šifrovaný (TLS 1.3, resp. aktuální osvědčené postupy).</w:t>
       </w:r>
     </w:p>
     <w:p>
@@ -7345,7 +7345,7 @@
           <w:i w:val="0"/>
           <w:sz w:val="20"/>
         </w:rPr>
-        <w:t>Přihlašování osob i systémů musí používat otevřené standardy OAuth 2.0 / OpenID Connect a musí jít napojit na stávající správu identit města.</w:t>
+        <w:t>Přihlašování osob i systémů musí používat otevřené standardy OAuth 2.0 / OpenID Connect a musí umožňovat napojení na stávající správu identit města.</w:t>
       </w:r>
     </w:p>
     <w:p>
@@ -7359,7 +7359,7 @@
           <w:color w:val="5A5A6E"/>
           <w:sz w:val="18"/>
         </w:rPr>
-        <w:t xml:space="preserve">Jeden účet na zaměstnance; při odchodu ztrácí přístup všude naráz.   </w:t>
+        <w:t xml:space="preserve">Jeden účet na zaměstnance, ne jeden na každý produkt dodavatele; při odchodu ztrácí přístup všude naráz.   </w:t>
       </w:r>
       <w:r>
         <w:rPr>
@@ -7399,7 +7399,7 @@
           <w:i w:val="0"/>
           <w:sz w:val="20"/>
         </w:rPr>
-        <w:t>Přístupová práva musí být rolová, kontrolovatelná a odebíratelná; přístupy i zásahy administrátorů se musí zaznamenávat (logovat).</w:t>
+        <w:t>Přístupová práva musí být založená na rolích, kontrolovatelná a odebíratelná; přístupy i zásahy administrátorů se musí zaznamenávat (logovat).</w:t>
       </w:r>
     </w:p>
     <w:p>
@@ -7467,7 +7467,7 @@
           <w:i w:val="0"/>
           <w:sz w:val="20"/>
         </w:rPr>
-        <w:t>Dodavatel musí doložit soulad s ISO/IEC 27001:2022 (nebo ekvivalentem) pro provozovanou službu.</w:t>
+        <w:t>Dodavatel doloží soulad s ISO/IEC 27001:2022 (nebo ekvivalentem) pro provozovanou službu.</w:t>
       </w:r>
     </w:p>
     <w:p>
@@ -7481,7 +7481,7 @@
           <w:color w:val="5A5A6E"/>
           <w:sz w:val="18"/>
         </w:rPr>
-        <w:t xml:space="preserve">Bezpečnost je proces, ne políčko při předání. Specifikace cituje opatření ISO/IEC 27001, ne certifikát.   </w:t>
+        <w:t xml:space="preserve">Bezpečnost je proces, ne položka odškrtnutá při převzetí. Specifikace cituje opatření ISO/IEC 27001, ne certifikát.   </w:t>
       </w:r>
       <w:r>
         <w:rPr>
@@ -7586,7 +7586,7 @@
                 <w:i w:val="0"/>
                 <w:sz w:val="18"/>
               </w:rPr>
-              <w:t>Když se něco pokazí, záznamy řeknou co a kdo.</w:t>
+              <w:t>Při incidentu záznamy umožní zjistit, co se stalo a kdo jednal.</w:t>
             </w:r>
           </w:p>
         </w:tc>
@@ -7798,7 +7798,7 @@
                 <w:i w:val="0"/>
                 <w:sz w:val="16"/>
               </w:rPr>
-              <w:t>Pravidla řízení fyzického a logického přístupu k informacím a dalším souvisejícím aktivům MUSÍ být stanovena a zavedena na základě byznysových požadavků a požadavků informační bezpečnosti. (ISO 27001 5.15 Řízení přístupu)</w:t>
+              <w:t>Pravidla řízení fyzického a logického přístupu k informacím a dalším souvisejícím aktivům MUSÍ být stanovena a zavedena na základě obchodních požadavků a požadavků informační bezpečnosti. (ISO 27001 5.15 Řízení přístupu)</w:t>
             </w:r>
           </w:p>
         </w:tc>
@@ -8550,7 +8550,7 @@
           <w:i w:val="0"/>
           <w:sz w:val="20"/>
         </w:rPr>
-        <w:t>Téměř všechno, co město vlastní, má své místo. MIM7 zajistí, že to místo není jen obrázek: prostorová data tečou přes standardní rozhraní OGC, v otevřených formátech, s vždy uvedeným souřadnicovým systémem. Každá koupená mapová vrstva pak sedne na ty, které už máte.</w:t>
+        <w:t>Téměř všechno, co město vlastní, má své místo. MIM7 zajistí, že to místo není jen obrázek: prostorová data tečou přes standardní rozhraní OGC, v otevřených formátech, s vždy uvedeným souřadnicovým systémem. Každá pořízená mapová vrstva je pak slučitelná s těmi, které už máte.</w:t>
       </w:r>
     </w:p>
     <w:p>
@@ -8703,7 +8703,7 @@
           <w:color w:val="5A5A6E"/>
           <w:sz w:val="18"/>
         </w:rPr>
-        <w:t xml:space="preserve">Vrstvy z různých zdrojů na mapě opravdu sedí.   </w:t>
+        <w:t xml:space="preserve">Vrstvy z různých zdrojů se na mapě správně překrývají.   </w:t>
       </w:r>
       <w:r>
         <w:rPr>
@@ -9604,7 +9604,7 @@
           <w:color w:val="5A5A6E"/>
           <w:sz w:val="18"/>
         </w:rPr>
-        <w:t xml:space="preserve">Výsledky napájejí zprávy, přehledy a další projekt.   </w:t>
+        <w:t xml:space="preserve">Výsledky slouží jako podklad pro zprávy a přehledy a využijí se v dalším projektu.   </w:t>
       </w:r>
       <w:r>
         <w:rPr>
@@ -9712,7 +9712,7 @@
           <w:color w:val="5A5A6E"/>
           <w:sz w:val="18"/>
         </w:rPr>
-        <w:t xml:space="preserve">Vizualizace a analýzy zůstávají konkurenčním trhem.   </w:t>
+        <w:t xml:space="preserve">Trh s vizualizačními a analytickými nástroji tak zůstává otevřený hospodářské soutěži.   </w:t>
       </w:r>
       <w:r>
         <w:rPr>
@@ -11399,7 +11399,7 @@
           <w:i w:val="0"/>
           <w:sz w:val="20"/>
         </w:rPr>
-        <w:t>Tyto klauzule patří do každé zakázky bez ohledu na to, co nakupujete. Vycházejí ze zadavatelské praxe kolem MIMs a living-in.eu. Většina se neopírá o jeden konkrétní požadavek specifikace, proto nenesou referenční kódy (verzování API doporučuje i MIM0 C2). Stojí málo; jejich vynechání může stát všechno.</w:t>
+        <w:t>Tyto klauzule patří do každé zakázky bez ohledu na to, co pořizujete. Vycházejí ze zadavatelské praxe kolem MIMs a living-in.eu. Většina se neopírá o jeden konkrétní požadavek specifikace, proto nenesou referenční kódy (verzování API doporučuje i MIM0 C2). Stojí málo; jejich vynechání může stát všechno.</w:t>
       </w:r>
     </w:p>
     <w:p>
@@ -11422,7 +11422,7 @@
           <w:color w:val="003399"/>
           <w:sz w:val="21"/>
         </w:rPr>
-        <w:t>X.1  Exit strategie</w:t>
+        <w:t>X.1  Exitová strategie</w:t>
       </w:r>
     </w:p>
     <w:p>
@@ -11507,7 +11507,7 @@
           <w:i w:val="0"/>
           <w:sz w:val="20"/>
         </w:rPr>
-        <w:t>Přístup zadavatele k vlastním datům nesmí být zpoplatněn podle počtu uživatelů ani požadavků.</w:t>
+        <w:t>Zadavatel neplatí za přístup k vlastním datům žádný poplatek, ani podle počtu uživatelů, ani podle počtu požadavků.</w:t>
       </w:r>
     </w:p>
     <w:p>
@@ -11602,7 +11602,7 @@
           <w:color w:val="003399"/>
           <w:sz w:val="21"/>
         </w:rPr>
-        <w:t>X.6  Jmenované otevřené standardy</w:t>
+        <w:t>X.6  Konkrétní otevřené standardy</w:t>
       </w:r>
     </w:p>
     <w:p>
@@ -11615,7 +11615,7 @@
           <w:i w:val="0"/>
           <w:sz w:val="20"/>
         </w:rPr>
-        <w:t>Zadávací dokumentace jmenuje konkrétní standardy; tvrzení „kompatibilní s…“ musí uvést přesné rozhraní a verzi. U každého odkazu na normu nebo technickou specifikaci se připouští rovnocenné řešení; rovnocennost prokazuje dodavatel.</w:t>
+        <w:t>Zadávací dokumentace uvádí konkrétní standardy; tvrzení „kompatibilní s…“ musí uvést přesné rozhraní a verzi. U každého odkazu na normu nebo technickou specifikaci se připouští rovnocenné řešení; rovnocennost prokazuje dodavatel.</w:t>
       </w:r>
     </w:p>
     <w:p>
@@ -11955,7 +11955,7 @@
                 <w:i w:val="0"/>
                 <w:sz w:val="18"/>
               </w:rPr>
-              <w:t>Exit strategie, Vlastnictví dat, Žádné poplatky za vlastní data, Stabilita a verze API; vyplněná tabulka shody jako příloha</w:t>
+              <w:t>Exitová strategie, Práva k datům, Žádné poplatky za vlastní data, Stabilita a verze API; vyplněná tabulka shody jako příloha</w:t>
             </w:r>
           </w:p>
         </w:tc>
@@ -11973,7 +11973,7 @@
                 <w:color w:val="003399"/>
                 <w:sz w:val="18"/>
               </w:rPr>
-              <w:t>Akceptační protokol</w:t>
+              <w:t>Předávací (akceptační) protokol</w:t>
             </w:r>
           </w:p>
         </w:tc>
@@ -12112,7 +12112,7 @@
           <w:i w:val="0"/>
           <w:sz w:val="19"/>
         </w:rPr>
-        <w:t>4.3.23 Dodavatel vyplní tabulku shody (příloha zadávací dokumentace) a u každé vyžadované položky uvede důkaz. Splnění bodů 4.3.1 až 4.3.21 předvede živým voláním API při hodnocení nabídek; zadavatel je znovu otestuje při převzetí. Nesplnění je důvodem k odmítnutí převzetí plnění.</w:t>
+        <w:t>4.3.23 Dodavatel vyplní tabulku shody (příloha zadávací dokumentace) a u každé vyžadované položky uvede důkaz. Při hodnocení nabídek dodavatel splnění bodů 4.3.1 až 4.3.21 předvede (např. živým voláním API); nabídka, která vyžadovaný bod nesplní, nesplňuje zadávací podmínky. Zadavatel body znovu otestuje při převzetí; nesplnění je pak důvodem k odmítnutí převzetí plnění.</w:t>
       </w:r>
     </w:p>
     <w:p>
@@ -12486,7 +12486,7 @@
           <w:color w:val="5A5A6E"/>
           <w:sz w:val="18"/>
         </w:rPr>
-        <w:t>Slib do budoucna je N: komise ověřuje jen to, co dodavatel umí předvést.</w:t>
+        <w:t>Příslib budoucí funkcionality se hodnotí jako N: komise ověřuje jen to, co dodavatel umí předvést. U vyžadované položky znamená N nesplnění zadávacích podmínek.</w:t>
       </w:r>
     </w:p>
     <w:p>
@@ -12545,7 +12545,7 @@
           <w:i w:val="0"/>
           <w:sz w:val="19"/>
         </w:rPr>
-        <w:t>Vyplněná tabulka je součástí nabídky a stává se přílohou smlouvy. Ověřuje splnění požadavků na předmět zakázky (splnil nebo nesplnil); není kritériem hodnocení nabídek. Chcete-li shodu bodovat, uveďte to mezi kritérii zveřejněnými předem v zadávací dokumentaci (směrnice 2014/24/EU, článek 67).</w:t>
+        <w:t>Vyplněná tabulka je součástí nabídky a stává se přílohou smlouvy. Ověřuje splnění požadavků na předmět zakázky (splnil nebo nesplnil); není kritériem hodnocení nabídek. Chcete-li míru shody hodnotit body, uveďte to mezi kritérii zveřejněnými předem v zadávací dokumentaci (směrnice 2014/24/EU, článek 67).</w:t>
       </w:r>
     </w:p>
     <w:tbl>
@@ -13553,7 +13553,7 @@
                 <w:i w:val="0"/>
                 <w:sz w:val="17"/>
               </w:rPr>
-              <w:t>Standardní datové modely, kde to jde</w:t>
+              <w:t>Standardní datové modely, kde je to možné</w:t>
             </w:r>
           </w:p>
         </w:tc>
@@ -15211,7 +15211,7 @@
                 <w:i w:val="0"/>
                 <w:sz w:val="17"/>
               </w:rPr>
-              <w:t>Exit strategie: bezúplatné předání v otevřených formátech</w:t>
+              <w:t>Exitová strategie: bezúplatné předání v otevřených formátech</w:t>
             </w:r>
           </w:p>
         </w:tc>
@@ -15579,7 +15579,7 @@
           <w:i w:val="0"/>
           <w:sz w:val="20"/>
         </w:rPr>
-        <w:t>Rozhraní, přes které si jeden program žádá data od druhého: přes web, bez klikání člověka.</w:t>
+        <w:t>Rozhraní, přes které si jeden program žádá data od druhého: přes web, bez zásahu člověka.</w:t>
       </w:r>
     </w:p>
     <w:p>
@@ -15623,7 +15623,7 @@
           <w:i w:val="0"/>
           <w:sz w:val="20"/>
         </w:rPr>
-        <w:t>Evropský profil metadat pro katalogy dat; díky němu se datasety dají najít i na národním a evropském portálu.</w:t>
+        <w:t>Evropský profil metadat pro katalogy dat; díky němu se datové sady dají najít i na národním a evropském portálu.</w:t>
       </w:r>
     </w:p>
     <w:p>
@@ -15843,7 +15843,7 @@
           <w:i w:val="0"/>
           <w:sz w:val="20"/>
         </w:rPr>
-        <w:t>Technické pravidlo, které si každý může přečíst a implementovat bez placení či žádání o povolení.</w:t>
+        <w:t>Technické pravidlo, které si každý může přečíst a implementovat bez poplatků a bez zvláštního povolení.</w:t>
       </w:r>
     </w:p>
     <w:p>
@@ -15953,7 +15953,7 @@
           <w:i w:val="0"/>
           <w:sz w:val="20"/>
         </w:rPr>
-        <w:t>Když odchod od dodavatele stojí tolik na datech, formátech či poplatcích, že prakticky nemůžete odejít.</w:t>
+        <w:t>Stav, kdy je změna dodavatele kvůli nákladům spojeným s daty, formáty nebo poplatky prakticky nemožná.</w:t>
       </w:r>
     </w:p>
     <w:p>
@@ -16124,7 +16124,7 @@
           <w:color w:val="5A5A6E"/>
           <w:sz w:val="17"/>
         </w:rPr>
-        <w:t>v9.0.6 · 2026-09-18</w:t>
+        <w:t>v9.0.7 · 2026-09-19</w:t>
       </w:r>
     </w:p>
     <w:sectPr>
@@ -16152,7 +16152,7 @@
         <w:color w:val="5A5A6E"/>
         <w:sz w:val="16"/>
       </w:rPr>
-      <w:t xml:space="preserve">Kontrolní seznam pro veřejné zakázky pomocí minimálních mechanismů interoperability (MIMs) · MIMs Plus 9.0 · v9.0.6 · 2026-09-18  ·  </w:t>
+      <w:t xml:space="preserve">Kontrolní seznam pro veřejné zakázky podle minimálních mechanismů interoperability (MIMs) · MIMs Plus 9.0 · v9.0.7 · 2026-09-19  ·  </w:t>
     </w:r>
     <w:fldSimple w:instr="PAGE"/>
   </w:p>
